--- a/syllabus/AI4S科学智能原理与实践-北京邮电大学20260914.docx
+++ b/syllabus/AI4S科学智能原理与实践-北京邮电大学20260914.docx
@@ -938,10 +938,17 @@
       </w:r>
       <w:r>
         <w:rPr>
-          <w:rFonts w:ascii="Times New Roman" w:eastAsia="宋体" w:hAnsi="Times New Roman" w:cs="Times New Roman"/>
-          <w:szCs w:val="21"/>
-        </w:rPr>
-        <w:t>数理、</w:t>
+          <w:rFonts w:ascii="Times New Roman" w:eastAsia="宋体" w:hAnsi="Times New Roman" w:cs="Times New Roman" w:hint="eastAsia"/>
+          <w:szCs w:val="21"/>
+        </w:rPr>
+        <w:t>数学</w:t>
+      </w:r>
+      <w:r>
+        <w:rPr>
+          <w:rFonts w:ascii="Times New Roman" w:eastAsia="宋体" w:hAnsi="Times New Roman" w:cs="Times New Roman"/>
+          <w:szCs w:val="21"/>
+        </w:rPr>
+        <w:t>、</w:t>
       </w:r>
       <w:r>
         <w:rPr>
@@ -1251,10 +1258,17 @@
       </w:r>
       <w:r>
         <w:rPr>
-          <w:rFonts w:ascii="Times New Roman" w:eastAsia="宋体" w:hAnsi="Times New Roman" w:cs="Times New Roman"/>
-          <w:szCs w:val="21"/>
-        </w:rPr>
-        <w:t>数理、</w:t>
+          <w:rFonts w:ascii="Times New Roman" w:eastAsia="宋体" w:hAnsi="Times New Roman" w:cs="Times New Roman" w:hint="eastAsia"/>
+          <w:szCs w:val="21"/>
+        </w:rPr>
+        <w:t>数学</w:t>
+      </w:r>
+      <w:r>
+        <w:rPr>
+          <w:rFonts w:ascii="Times New Roman" w:eastAsia="宋体" w:hAnsi="Times New Roman" w:cs="Times New Roman"/>
+          <w:szCs w:val="21"/>
+        </w:rPr>
+        <w:t>、</w:t>
       </w:r>
       <w:r>
         <w:rPr>
@@ -3195,6 +3209,7 @@
               </w:rPr>
               <w:t>）自主实验室与</w:t>
             </w:r>
+            <w:proofErr w:type="gramStart"/>
             <w:r>
               <w:rPr>
                 <w:rFonts w:ascii="Times New Roman" w:eastAsia="宋体" w:hAnsi="Times New Roman" w:cs="Times New Roman"/>
@@ -3207,7 +3222,15 @@
                 <w:rFonts w:ascii="Times New Roman" w:eastAsia="宋体" w:hAnsi="Times New Roman" w:cs="Times New Roman"/>
                 <w:szCs w:val="21"/>
               </w:rPr>
-              <w:t>干湿闭环</w:t>
+              <w:t>干湿</w:t>
+            </w:r>
+            <w:proofErr w:type="gramEnd"/>
+            <w:r>
+              <w:rPr>
+                <w:rFonts w:ascii="Times New Roman" w:eastAsia="宋体" w:hAnsi="Times New Roman" w:cs="Times New Roman"/>
+                <w:szCs w:val="21"/>
+              </w:rPr>
+              <w:t>闭环</w:t>
             </w:r>
             <w:r>
               <w:rPr>
@@ -4068,6 +4091,7 @@
               </w:rPr>
               <w:t>AI4</w:t>
             </w:r>
+            <w:proofErr w:type="gramStart"/>
             <w:r>
               <w:rPr>
                 <w:rFonts w:ascii="Times New Roman" w:eastAsia="宋体" w:hAnsi="Times New Roman" w:cs="Times New Roman" w:hint="eastAsia"/>
@@ -4082,6 +4106,7 @@
               </w:rPr>
               <w:t>:</w:t>
             </w:r>
+            <w:proofErr w:type="gramEnd"/>
           </w:p>
           <w:p>
             <w:pPr>
@@ -4215,13 +4240,31 @@
               </w:rPr>
               <w:t>网络</w:t>
             </w:r>
-            <w:r>
-              <w:rPr>
-                <w:rFonts w:ascii="Times New Roman" w:eastAsia="宋体" w:hAnsi="Times New Roman" w:cs="Times New Roman" w:hint="eastAsia"/>
-                <w:szCs w:val="21"/>
-              </w:rPr>
-              <w:t>(PINN);(2)</w:t>
-            </w:r>
+            <w:proofErr w:type="gramStart"/>
+            <w:r>
+              <w:rPr>
+                <w:rFonts w:ascii="Times New Roman" w:eastAsia="宋体" w:hAnsi="Times New Roman" w:cs="Times New Roman" w:hint="eastAsia"/>
+                <w:szCs w:val="21"/>
+              </w:rPr>
+              <w:t>(PINN)</w:t>
+            </w:r>
+            <w:proofErr w:type="gramEnd"/>
+            <w:r>
+              <w:rPr>
+                <w:rFonts w:ascii="Times New Roman" w:eastAsia="宋体" w:hAnsi="Times New Roman" w:cs="Times New Roman" w:hint="eastAsia"/>
+                <w:szCs w:val="21"/>
+              </w:rPr>
+              <w:t>;(</w:t>
+            </w:r>
+            <w:proofErr w:type="gramStart"/>
+            <w:r>
+              <w:rPr>
+                <w:rFonts w:ascii="Times New Roman" w:eastAsia="宋体" w:hAnsi="Times New Roman" w:cs="Times New Roman" w:hint="eastAsia"/>
+                <w:szCs w:val="21"/>
+              </w:rPr>
+              <w:t>2)</w:t>
+            </w:r>
+            <w:proofErr w:type="gramEnd"/>
             <w:r>
               <w:rPr>
                 <w:rFonts w:ascii="Times New Roman" w:eastAsia="宋体" w:hAnsi="Times New Roman" w:cs="Times New Roman" w:hint="eastAsia"/>
@@ -4246,13 +4289,31 @@
               </w:rPr>
               <w:t>法的技能化封装</w:t>
             </w:r>
-            <w:r>
-              <w:rPr>
-                <w:rFonts w:ascii="Times New Roman" w:eastAsia="宋体" w:hAnsi="Times New Roman" w:cs="Times New Roman" w:hint="eastAsia"/>
-                <w:szCs w:val="21"/>
-              </w:rPr>
-              <w:t>(SkilI)</w:t>
-            </w:r>
+            <w:proofErr w:type="gramStart"/>
+            <w:r>
+              <w:rPr>
+                <w:rFonts w:ascii="Times New Roman" w:eastAsia="宋体" w:hAnsi="Times New Roman" w:cs="Times New Roman" w:hint="eastAsia"/>
+                <w:szCs w:val="21"/>
+              </w:rPr>
+              <w:t>(</w:t>
+            </w:r>
+            <w:proofErr w:type="spellStart"/>
+            <w:r>
+              <w:rPr>
+                <w:rFonts w:ascii="Times New Roman" w:eastAsia="宋体" w:hAnsi="Times New Roman" w:cs="Times New Roman" w:hint="eastAsia"/>
+                <w:szCs w:val="21"/>
+              </w:rPr>
+              <w:t>SkilI</w:t>
+            </w:r>
+            <w:proofErr w:type="spellEnd"/>
+            <w:r>
+              <w:rPr>
+                <w:rFonts w:ascii="Times New Roman" w:eastAsia="宋体" w:hAnsi="Times New Roman" w:cs="Times New Roman" w:hint="eastAsia"/>
+                <w:szCs w:val="21"/>
+              </w:rPr>
+              <w:t>)</w:t>
+            </w:r>
+            <w:proofErr w:type="gramEnd"/>
             <w:r>
               <w:rPr>
                 <w:rFonts w:ascii="Times New Roman" w:eastAsia="宋体" w:hAnsi="Times New Roman" w:cs="Times New Roman" w:hint="eastAsia"/>
@@ -4282,8 +4343,17 @@
                 <w:rFonts w:ascii="Times New Roman" w:eastAsia="宋体" w:hAnsi="Times New Roman" w:cs="Times New Roman" w:hint="eastAsia"/>
                 <w:szCs w:val="21"/>
               </w:rPr>
-              <w:t>;(3)</w:t>
-            </w:r>
+              <w:t>;(</w:t>
+            </w:r>
+            <w:proofErr w:type="gramStart"/>
+            <w:r>
+              <w:rPr>
+                <w:rFonts w:ascii="Times New Roman" w:eastAsia="宋体" w:hAnsi="Times New Roman" w:cs="Times New Roman" w:hint="eastAsia"/>
+                <w:szCs w:val="21"/>
+              </w:rPr>
+              <w:t>3)</w:t>
+            </w:r>
+            <w:proofErr w:type="gramEnd"/>
             <w:r>
               <w:rPr>
                 <w:rFonts w:ascii="Times New Roman" w:eastAsia="宋体" w:hAnsi="Times New Roman" w:cs="Times New Roman" w:hint="eastAsia"/>
@@ -4308,6 +4378,7 @@
               </w:rPr>
               <w:t>定理证明、形式化数学</w:t>
             </w:r>
+            <w:proofErr w:type="gramStart"/>
             <w:r>
               <w:rPr>
                 <w:rFonts w:ascii="Times New Roman" w:eastAsia="宋体" w:hAnsi="Times New Roman" w:cs="Times New Roman" w:hint="eastAsia"/>
@@ -4315,6 +4386,7 @@
               </w:rPr>
               <w:t>(Lean)</w:t>
             </w:r>
+            <w:proofErr w:type="gramEnd"/>
             <w:r>
               <w:rPr>
                 <w:rFonts w:ascii="Times New Roman" w:eastAsia="宋体" w:hAnsi="Times New Roman" w:cs="Times New Roman" w:hint="eastAsia"/>
@@ -4344,8 +4416,26 @@
                 <w:rFonts w:ascii="Times New Roman" w:eastAsia="宋体" w:hAnsi="Times New Roman" w:cs="Times New Roman" w:hint="eastAsia"/>
                 <w:szCs w:val="21"/>
               </w:rPr>
-              <w:t>;(4)ReasLab</w:t>
-            </w:r>
+              <w:t>;(</w:t>
+            </w:r>
+            <w:proofErr w:type="gramStart"/>
+            <w:r>
+              <w:rPr>
+                <w:rFonts w:ascii="Times New Roman" w:eastAsia="宋体" w:hAnsi="Times New Roman" w:cs="Times New Roman" w:hint="eastAsia"/>
+                <w:szCs w:val="21"/>
+              </w:rPr>
+              <w:t>4)</w:t>
+            </w:r>
+            <w:proofErr w:type="spellStart"/>
+            <w:proofErr w:type="gramEnd"/>
+            <w:r>
+              <w:rPr>
+                <w:rFonts w:ascii="Times New Roman" w:eastAsia="宋体" w:hAnsi="Times New Roman" w:cs="Times New Roman" w:hint="eastAsia"/>
+                <w:szCs w:val="21"/>
+              </w:rPr>
+              <w:t>ReasLab</w:t>
+            </w:r>
+            <w:proofErr w:type="spellEnd"/>
             <w:r>
               <w:rPr>
                 <w:rFonts w:ascii="Times New Roman" w:eastAsia="宋体" w:hAnsi="Times New Roman" w:cs="Times New Roman" w:hint="eastAsia"/>
@@ -4353,6 +4443,7 @@
               </w:rPr>
               <w:t>、</w:t>
             </w:r>
+            <w:proofErr w:type="spellStart"/>
             <w:r>
               <w:rPr>
                 <w:rFonts w:ascii="Times New Roman" w:eastAsia="宋体" w:hAnsi="Times New Roman" w:cs="Times New Roman" w:hint="eastAsia"/>
@@ -4360,6 +4451,7 @@
               </w:rPr>
               <w:t>ReasFlow</w:t>
             </w:r>
+            <w:proofErr w:type="spellEnd"/>
           </w:p>
           <w:p>
             <w:pPr>
@@ -4505,6 +4597,7 @@
                 <w:szCs w:val="21"/>
               </w:rPr>
             </w:pPr>
+            <w:proofErr w:type="gramStart"/>
             <w:r>
               <w:rPr>
                 <w:rFonts w:ascii="Times New Roman" w:eastAsia="宋体" w:hAnsi="Times New Roman" w:cs="Times New Roman" w:hint="eastAsia"/>
@@ -4519,6 +4612,7 @@
               </w:rPr>
               <w:t>;</w:t>
             </w:r>
+            <w:proofErr w:type="gramEnd"/>
             <w:r>
               <w:rPr>
                 <w:rFonts w:ascii="Times New Roman" w:eastAsia="宋体" w:hAnsi="Times New Roman" w:cs="Times New Roman" w:hint="eastAsia"/>
@@ -4767,23 +4861,33 @@
                 <w:szCs w:val="21"/>
               </w:rPr>
             </w:pPr>
-            <w:r>
-              <w:rPr>
-                <w:rFonts w:ascii="Times New Roman" w:eastAsia="宋体" w:hAnsi="Times New Roman" w:cs="Times New Roman"/>
-                <w:szCs w:val="21"/>
-              </w:rPr>
-              <w:t>ReasLab/Re</w:t>
-            </w:r>
-          </w:p>
-          <w:p>
-            <w:pPr>
-              <w:spacing w:line="360" w:lineRule="auto"/>
-              <w:jc w:val="center"/>
-              <w:rPr>
-                <w:rFonts w:ascii="Times New Roman" w:eastAsia="宋体" w:hAnsi="Times New Roman" w:cs="Times New Roman"/>
-                <w:szCs w:val="21"/>
-              </w:rPr>
-            </w:pPr>
+            <w:proofErr w:type="spellStart"/>
+            <w:r>
+              <w:rPr>
+                <w:rFonts w:ascii="Times New Roman" w:eastAsia="宋体" w:hAnsi="Times New Roman" w:cs="Times New Roman"/>
+                <w:szCs w:val="21"/>
+              </w:rPr>
+              <w:t>ReasLab</w:t>
+            </w:r>
+            <w:proofErr w:type="spellEnd"/>
+            <w:r>
+              <w:rPr>
+                <w:rFonts w:ascii="Times New Roman" w:eastAsia="宋体" w:hAnsi="Times New Roman" w:cs="Times New Roman"/>
+                <w:szCs w:val="21"/>
+              </w:rPr>
+              <w:t>/Re</w:t>
+            </w:r>
+          </w:p>
+          <w:p>
+            <w:pPr>
+              <w:spacing w:line="360" w:lineRule="auto"/>
+              <w:jc w:val="center"/>
+              <w:rPr>
+                <w:rFonts w:ascii="Times New Roman" w:eastAsia="宋体" w:hAnsi="Times New Roman" w:cs="Times New Roman"/>
+                <w:szCs w:val="21"/>
+              </w:rPr>
+            </w:pPr>
+            <w:proofErr w:type="spellStart"/>
             <w:r>
               <w:rPr>
                 <w:rFonts w:ascii="Times New Roman" w:eastAsia="宋体" w:hAnsi="Times New Roman" w:cs="Times New Roman" w:hint="eastAsia"/>
@@ -4791,6 +4895,7 @@
               </w:rPr>
               <w:t>asFlow</w:t>
             </w:r>
+            <w:proofErr w:type="spellEnd"/>
             <w:r>
               <w:rPr>
                 <w:rFonts w:ascii="Times New Roman" w:eastAsia="宋体" w:hAnsi="Times New Roman" w:cs="Times New Roman" w:hint="eastAsia"/>
@@ -8494,6 +8599,7 @@
                 <w:lang w:eastAsia="en-US"/>
               </w:rPr>
             </w:pPr>
+            <w:proofErr w:type="spellStart"/>
             <w:r>
               <w:rPr>
                 <w:rFonts w:ascii="Times New Roman" w:hAnsi="Times New Roman" w:cs="Times New Roman"/>
@@ -8502,6 +8608,7 @@
               </w:rPr>
               <w:t>方向</w:t>
             </w:r>
+            <w:proofErr w:type="spellEnd"/>
             <w:r>
               <w:rPr>
                 <w:rFonts w:ascii="Times New Roman" w:hAnsi="Times New Roman" w:cs="Times New Roman"/>
@@ -8510,6 +8617,7 @@
               </w:rPr>
               <w:t xml:space="preserve"> / </w:t>
             </w:r>
+            <w:proofErr w:type="spellStart"/>
             <w:r>
               <w:rPr>
                 <w:rFonts w:ascii="Times New Roman" w:hAnsi="Times New Roman" w:cs="Times New Roman"/>
@@ -8518,6 +8626,7 @@
               </w:rPr>
               <w:t>模块</w:t>
             </w:r>
+            <w:proofErr w:type="spellEnd"/>
           </w:p>
         </w:tc>
         <w:tc>
@@ -8541,13 +8650,23 @@
                 <w:lang w:eastAsia="en-US"/>
               </w:rPr>
             </w:pPr>
+            <w:proofErr w:type="spellStart"/>
             <w:r>
               <w:rPr>
                 <w:rFonts w:ascii="Times New Roman" w:hAnsi="Times New Roman" w:cs="Times New Roman"/>
                 <w:color w:val="000000"/>
                 <w:lang w:eastAsia="en-US"/>
               </w:rPr>
-              <w:t>授课教师（学院）</w:t>
+              <w:t>授课教师（学院</w:t>
+            </w:r>
+            <w:proofErr w:type="spellEnd"/>
+            <w:r>
+              <w:rPr>
+                <w:rFonts w:ascii="Times New Roman" w:hAnsi="Times New Roman" w:cs="Times New Roman"/>
+                <w:color w:val="000000"/>
+                <w:lang w:eastAsia="en-US"/>
+              </w:rPr>
+              <w:t>）</w:t>
             </w:r>
           </w:p>
         </w:tc>
@@ -8577,6 +8696,7 @@
                 <w:lang w:eastAsia="en-US"/>
               </w:rPr>
             </w:pPr>
+            <w:proofErr w:type="spellStart"/>
             <w:r>
               <w:rPr>
                 <w:rFonts w:ascii="Times New Roman" w:hAnsi="Times New Roman" w:cs="Times New Roman"/>
@@ -8586,6 +8706,7 @@
               <w:lastRenderedPageBreak/>
               <w:t>第一部分</w:t>
             </w:r>
+            <w:proofErr w:type="spellEnd"/>
           </w:p>
         </w:tc>
         <w:tc>
@@ -8743,70 +8864,91 @@
               <w:spacing w:line="360" w:lineRule="auto"/>
               <w:jc w:val="center"/>
               <w:rPr>
+                <w:rFonts w:ascii="Times New Roman" w:hAnsi="Times New Roman" w:cs="Times New Roman" w:hint="eastAsia"/>
+                <w:color w:val="000000"/>
+              </w:rPr>
+            </w:pPr>
+            <w:r>
+              <w:rPr>
                 <w:rFonts w:ascii="Times New Roman" w:hAnsi="Times New Roman" w:cs="Times New Roman"/>
                 <w:color w:val="000000"/>
                 <w:lang w:eastAsia="en-US"/>
               </w:rPr>
-            </w:pPr>
+              <w:t>第二部分</w:t>
+            </w:r>
             <w:r>
               <w:rPr>
                 <w:rFonts w:ascii="Times New Roman" w:hAnsi="Times New Roman" w:cs="Times New Roman"/>
                 <w:color w:val="000000"/>
                 <w:lang w:eastAsia="en-US"/>
               </w:rPr>
-              <w:t>第二部分</w:t>
+              <w:t>·AI</w:t>
             </w:r>
             <w:r>
               <w:rPr>
                 <w:rFonts w:ascii="Times New Roman" w:hAnsi="Times New Roman" w:cs="Times New Roman"/>
                 <w:color w:val="000000"/>
+              </w:rPr>
+              <w:t>4</w:t>
+            </w:r>
+            <w:r>
+              <w:rPr>
+                <w:rFonts w:ascii="Times New Roman" w:hAnsi="Times New Roman" w:cs="Times New Roman"/>
+                <w:color w:val="000000"/>
                 <w:lang w:eastAsia="en-US"/>
               </w:rPr>
-              <w:t>·AI</w:t>
-            </w:r>
-            <w:r>
+              <w:t>数</w:t>
+            </w:r>
+            <w:r>
+              <w:rPr>
+                <w:rFonts w:ascii="Times New Roman" w:hAnsi="Times New Roman" w:cs="Times New Roman" w:hint="eastAsia"/>
+                <w:color w:val="000000"/>
+              </w:rPr>
+              <w:t>学</w:t>
+            </w:r>
+          </w:p>
+        </w:tc>
+        <w:tc>
+          <w:tcPr>
+            <w:tcW w:w="6516" w:type="dxa"/>
+            <w:tcBorders>
+              <w:top w:val="single" w:sz="4" w:space="0" w:color="000000"/>
+              <w:left w:val="single" w:sz="4" w:space="0" w:color="000000"/>
+              <w:bottom w:val="single" w:sz="4" w:space="0" w:color="000000"/>
+              <w:right w:val="single" w:sz="4" w:space="0" w:color="000000"/>
+            </w:tcBorders>
+            <w:vAlign w:val="center"/>
+          </w:tcPr>
+          <w:p>
+            <w:pPr>
+              <w:spacing w:line="360" w:lineRule="auto"/>
+              <w:jc w:val="center"/>
               <w:rPr>
                 <w:rFonts w:ascii="Times New Roman" w:hAnsi="Times New Roman" w:cs="Times New Roman"/>
                 <w:color w:val="000000"/>
               </w:rPr>
-              <w:t>4</w:t>
+            </w:pPr>
+            <w:r>
+              <w:rPr>
+                <w:rFonts w:ascii="Times New Roman" w:hAnsi="Times New Roman" w:cs="Times New Roman" w:hint="eastAsia"/>
+                <w:color w:val="000000"/>
+              </w:rPr>
+              <w:t>袁健华</w:t>
+            </w:r>
+            <w:r>
+              <w:rPr>
+                <w:rFonts w:ascii="Times New Roman" w:hAnsi="Times New Roman" w:cs="Times New Roman" w:hint="eastAsia"/>
+                <w:color w:val="000000"/>
+                <w:lang w:eastAsia="zh"/>
+              </w:rPr>
+              <w:t>、</w:t>
             </w:r>
             <w:r>
               <w:rPr>
                 <w:rFonts w:ascii="Times New Roman" w:hAnsi="Times New Roman" w:cs="Times New Roman"/>
                 <w:color w:val="000000"/>
-                <w:lang w:eastAsia="en-US"/>
-              </w:rPr>
-              <w:t>数理</w:t>
-            </w:r>
-          </w:p>
-        </w:tc>
-        <w:tc>
-          <w:tcPr>
-            <w:tcW w:w="6516" w:type="dxa"/>
-            <w:tcBorders>
-              <w:top w:val="single" w:sz="4" w:space="0" w:color="000000"/>
-              <w:left w:val="single" w:sz="4" w:space="0" w:color="000000"/>
-              <w:bottom w:val="single" w:sz="4" w:space="0" w:color="000000"/>
-              <w:right w:val="single" w:sz="4" w:space="0" w:color="000000"/>
-            </w:tcBorders>
-            <w:vAlign w:val="center"/>
-          </w:tcPr>
-          <w:p>
-            <w:pPr>
-              <w:spacing w:line="360" w:lineRule="auto"/>
-              <w:jc w:val="center"/>
-              <w:rPr>
-                <w:rFonts w:ascii="Times New Roman" w:hAnsi="Times New Roman" w:cs="Times New Roman"/>
-                <w:color w:val="000000"/>
-              </w:rPr>
-            </w:pPr>
-            <w:r>
-              <w:rPr>
-                <w:rFonts w:ascii="Times New Roman" w:hAnsi="Times New Roman" w:cs="Times New Roman" w:hint="eastAsia"/>
-                <w:color w:val="000000"/>
-              </w:rPr>
-              <w:t>袁健华</w:t>
+              </w:rPr>
+              <w:t>李昊辰</w:t>
             </w:r>
             <w:r>
               <w:rPr>
@@ -9233,6 +9375,7 @@
                 <w:lang w:eastAsia="en-US"/>
               </w:rPr>
             </w:pPr>
+            <w:proofErr w:type="spellStart"/>
             <w:r>
               <w:rPr>
                 <w:rFonts w:ascii="Times New Roman" w:hAnsi="Times New Roman" w:cs="Times New Roman"/>
@@ -9241,6 +9384,7 @@
               </w:rPr>
               <w:t>第三部分</w:t>
             </w:r>
+            <w:proofErr w:type="spellEnd"/>
           </w:p>
         </w:tc>
         <w:tc>
@@ -9302,6 +9446,7 @@
                 <w:lang w:eastAsia="en-US"/>
               </w:rPr>
             </w:pPr>
+            <w:proofErr w:type="spellStart"/>
             <w:r>
               <w:rPr>
                 <w:rFonts w:ascii="Times New Roman" w:hAnsi="Times New Roman" w:cs="Times New Roman"/>
@@ -9310,6 +9455,7 @@
               </w:rPr>
               <w:t>科研伦理：鄂海红</w:t>
             </w:r>
+            <w:proofErr w:type="spellEnd"/>
           </w:p>
         </w:tc>
       </w:tr>
